--- a/api/templates/Estate planning matter checklist - Combined meeting (Clio).docx
+++ b/api/templates/Estate planning matter checklist - Combined meeting (Clio).docx
@@ -27,23 +27,17 @@
         <w:t xml:space="preserve">Client name: </w:t>
       </w:r>
       <w:r>
-        <w:rPr>
-          <w:highlight w:val="yellow"/>
-        </w:rPr>
+        <w:rPr/>
         <w:t xml:space="preserve">&lt;&lt; </w:t>
       </w:r>
       <w:proofErr w:type="spellStart"/>
       <w:r>
-        <w:rPr>
-          <w:highlight w:val="yellow"/>
-        </w:rPr>
+        <w:rPr/>
         <w:t>Matter.Client.Name</w:t>
       </w:r>
       <w:proofErr w:type="spellEnd"/>
       <w:r>
-        <w:rPr>
-          <w:highlight w:val="yellow"/>
-        </w:rPr>
+        <w:rPr/>
         <w:t xml:space="preserve"> &gt;&gt;</w:t>
       </w:r>
     </w:p>
@@ -55,23 +49,17 @@
         <w:t xml:space="preserve">Adviser (if any): </w:t>
       </w:r>
       <w:r>
-        <w:rPr>
-          <w:highlight w:val="yellow"/>
-        </w:rPr>
+        <w:rPr/>
         <w:t xml:space="preserve">&lt;&lt; </w:t>
       </w:r>
       <w:proofErr w:type="spellStart"/>
       <w:r>
-        <w:rPr>
-          <w:highlight w:val="yellow"/>
-        </w:rPr>
+        <w:rPr/>
         <w:t>Matter.CustomField.FinancialAdviserName</w:t>
       </w:r>
       <w:proofErr w:type="spellEnd"/>
       <w:r>
-        <w:rPr>
-          <w:highlight w:val="yellow"/>
-        </w:rPr>
+        <w:rPr/>
         <w:t xml:space="preserve"> &gt;&gt;</w:t>
       </w:r>
       <w:r>
